--- a/QED Course/Prologue 06 Bras and Kets.docx
+++ b/QED Course/Prologue 06 Bras and Kets.docx
@@ -135,14 +135,13 @@
         <w:tblLook w:firstColumn="1" w:firstRow="1" w:lastColumn="0" w:lastRow="0" w:noHBand="0" w:noVBand="1" w:val="04A0"/>
       </w:tblPr>
       <w:tblGrid>
-        <w:gridCol w:w="3264"/>
-        <w:gridCol w:w="3264"/>
-        <w:gridCol w:w="3264"/>
+        <w:gridCol w:w="2160"/>
+        <w:gridCol w:w="7632"/>
       </w:tblGrid>
       <w:tr>
         <w:tc>
           <w:tcPr>
-            <w:tcW w:type="dxa" w:w="3264"/>
+            <w:tcW w:type="dxa" w:w="2160"/>
             <w:shd w:fill="1F4E78"/>
             <w:vAlign w:val="center"/>
             <w:tcMar>
@@ -164,7 +163,7 @@
         </w:tc>
         <w:tc>
           <w:tcPr>
-            <w:tcW w:type="dxa" w:w="3264"/>
+            <w:tcW w:type="dxa" w:w="7632"/>
             <w:shd w:fill="1F4E78"/>
             <w:vAlign w:val="center"/>
             <w:tcMar>
@@ -184,10 +183,11 @@
             </w:r>
           </w:p>
         </w:tc>
+      </w:tr>
+      <w:tr>
         <w:tc>
           <w:tcPr>
-            <w:tcW w:type="dxa" w:w="3264"/>
-            <w:shd w:fill="1F4E78"/>
+            <w:tcW w:type="dxa" w:w="2160"/>
             <w:vAlign w:val="center"/>
             <w:tcMar>
               <w:top w:w="100" w:type="dxa"/>
@@ -198,48 +198,13 @@
           </w:tcPr>
           <w:p>
             <w:r>
-              <w:rPr>
-                <w:b/>
-                <w:color w:val="FFFFFF"/>
-              </w:rPr>
-            </w:r>
-          </w:p>
-        </w:tc>
-      </w:tr>
-      <w:tr>
-        <w:tc>
-          <w:tcPr>
-            <w:tcW w:type="dxa" w:w="3264"/>
-            <w:vAlign w:val="center"/>
-            <w:tcMar>
-              <w:top w:w="100" w:type="dxa"/>
-              <w:start w:w="100" w:type="dxa"/>
-              <w:bottom w:w="100" w:type="dxa"/>
-              <w:end w:w="100" w:type="dxa"/>
-            </w:tcMar>
-          </w:tcPr>
-          <w:p/>
-        </w:tc>
-        <w:tc>
-          <w:tcPr>
-            <w:tcW w:type="dxa" w:w="3264"/>
-            <w:vAlign w:val="center"/>
-            <w:tcMar>
-              <w:top w:w="100" w:type="dxa"/>
-              <w:start w:w="100" w:type="dxa"/>
-              <w:bottom w:w="100" w:type="dxa"/>
-              <w:end w:w="100" w:type="dxa"/>
-            </w:tcMar>
-          </w:tcPr>
-          <w:p>
-            <w:r>
-              <w:t>ψ⟩</w:t>
+              <w:t>|ψ⟩</w:t>
             </w:r>
           </w:p>
         </w:tc>
         <w:tc>
           <w:tcPr>
-            <w:tcW w:type="dxa" w:w="3264"/>
+            <w:tcW w:type="dxa" w:w="7632"/>
             <w:vAlign w:val="center"/>
             <w:tcMar>
               <w:top w:w="100" w:type="dxa"/>
@@ -258,7 +223,7 @@
       <w:tr>
         <w:tc>
           <w:tcPr>
-            <w:tcW w:type="dxa" w:w="3264"/>
+            <w:tcW w:type="dxa" w:w="2160"/>
             <w:vAlign w:val="center"/>
             <w:shd w:fill="EAF2F8"/>
             <w:tcMar>
@@ -270,27 +235,13 @@
           </w:tcPr>
           <w:p>
             <w:r>
-              <w:t>⟨φ</w:t>
+              <w:t>⟨φ|</w:t>
             </w:r>
           </w:p>
         </w:tc>
         <w:tc>
           <w:tcPr>
-            <w:tcW w:type="dxa" w:w="3264"/>
-            <w:vAlign w:val="center"/>
-            <w:shd w:fill="EAF2F8"/>
-            <w:tcMar>
-              <w:top w:w="100" w:type="dxa"/>
-              <w:start w:w="100" w:type="dxa"/>
-              <w:bottom w:w="100" w:type="dxa"/>
-              <w:end w:w="100" w:type="dxa"/>
-            </w:tcMar>
-          </w:tcPr>
-          <w:p/>
-        </w:tc>
-        <w:tc>
-          <w:tcPr>
-            <w:tcW w:type="dxa" w:w="3264"/>
+            <w:tcW w:type="dxa" w:w="7632"/>
             <w:vAlign w:val="center"/>
             <w:shd w:fill="EAF2F8"/>
             <w:tcMar>
@@ -310,7 +261,7 @@
       <w:tr>
         <w:tc>
           <w:tcPr>
-            <w:tcW w:type="dxa" w:w="3264"/>
+            <w:tcW w:type="dxa" w:w="2160"/>
             <w:vAlign w:val="center"/>
             <w:tcMar>
               <w:top w:w="100" w:type="dxa"/>
@@ -321,30 +272,13 @@
           </w:tcPr>
           <w:p>
             <w:r>
-              <w:t>⟨φ</w:t>
+              <w:t>⟨φ|ψ⟩</w:t>
             </w:r>
           </w:p>
         </w:tc>
         <w:tc>
           <w:tcPr>
-            <w:tcW w:type="dxa" w:w="3264"/>
-            <w:vAlign w:val="center"/>
-            <w:tcMar>
-              <w:top w:w="100" w:type="dxa"/>
-              <w:start w:w="100" w:type="dxa"/>
-              <w:bottom w:w="100" w:type="dxa"/>
-              <w:end w:w="100" w:type="dxa"/>
-            </w:tcMar>
-          </w:tcPr>
-          <w:p>
-            <w:r>
-              <w:t>ψ⟩</w:t>
-            </w:r>
-          </w:p>
-        </w:tc>
-        <w:tc>
-          <w:tcPr>
-            <w:tcW w:type="dxa" w:w="3264"/>
+            <w:tcW w:type="dxa" w:w="7632"/>
             <w:vAlign w:val="center"/>
             <w:tcMar>
               <w:top w:w="100" w:type="dxa"/>
@@ -363,7 +297,7 @@
       <w:tr>
         <w:tc>
           <w:tcPr>
-            <w:tcW w:type="dxa" w:w="3264"/>
+            <w:tcW w:type="dxa" w:w="2160"/>
             <w:vAlign w:val="center"/>
             <w:shd w:fill="EAF2F8"/>
             <w:tcMar>
@@ -375,31 +309,13 @@
           </w:tcPr>
           <w:p>
             <w:r>
-              <w:t>⟨ψ</w:t>
+              <w:t>⟨ψ|ψ⟩=1</w:t>
             </w:r>
           </w:p>
         </w:tc>
         <w:tc>
           <w:tcPr>
-            <w:tcW w:type="dxa" w:w="3264"/>
-            <w:vAlign w:val="center"/>
-            <w:shd w:fill="EAF2F8"/>
-            <w:tcMar>
-              <w:top w:w="100" w:type="dxa"/>
-              <w:start w:w="100" w:type="dxa"/>
-              <w:bottom w:w="100" w:type="dxa"/>
-              <w:end w:w="100" w:type="dxa"/>
-            </w:tcMar>
-          </w:tcPr>
-          <w:p>
-            <w:r>
-              <w:t>ψ⟩=1</w:t>
-            </w:r>
-          </w:p>
-        </w:tc>
-        <w:tc>
-          <w:tcPr>
-            <w:tcW w:type="dxa" w:w="3264"/>
+            <w:tcW w:type="dxa" w:w="7632"/>
             <w:vAlign w:val="center"/>
             <w:shd w:fill="EAF2F8"/>
             <w:tcMar>
@@ -649,16 +565,13 @@
         <w:tblLook w:firstColumn="1" w:firstRow="1" w:lastColumn="0" w:lastRow="0" w:noHBand="0" w:noVBand="1" w:val="04A0"/>
       </w:tblPr>
       <w:tblGrid>
-        <w:gridCol w:w="1958"/>
-        <w:gridCol w:w="1958"/>
-        <w:gridCol w:w="1958"/>
-        <w:gridCol w:w="1958"/>
-        <w:gridCol w:w="1958"/>
+        <w:gridCol w:w="3264"/>
+        <w:gridCol w:w="6528"/>
       </w:tblGrid>
       <w:tr>
         <w:tc>
           <w:tcPr>
-            <w:tcW w:type="dxa" w:w="1958"/>
+            <w:tcW w:type="dxa" w:w="3264"/>
             <w:shd w:fill="1F4E78"/>
             <w:vAlign w:val="center"/>
             <w:tcMar>
@@ -680,7 +593,7 @@
         </w:tc>
         <w:tc>
           <w:tcPr>
-            <w:tcW w:type="dxa" w:w="1958"/>
+            <w:tcW w:type="dxa" w:w="6528"/>
             <w:shd w:fill="1F4E78"/>
             <w:vAlign w:val="center"/>
             <w:tcMar>
@@ -700,10 +613,11 @@
             </w:r>
           </w:p>
         </w:tc>
+      </w:tr>
+      <w:tr>
         <w:tc>
           <w:tcPr>
-            <w:tcW w:type="dxa" w:w="1958"/>
-            <w:shd w:fill="1F4E78"/>
+            <w:tcW w:type="dxa" w:w="3264"/>
             <w:vAlign w:val="center"/>
             <w:tcMar>
               <w:top w:w="100" w:type="dxa"/>
@@ -714,124 +628,13 @@
           </w:tcPr>
           <w:p>
             <w:r>
-              <w:rPr>
-                <w:b/>
-                <w:color w:val="FFFFFF"/>
-              </w:rPr>
+              <w:t>|ψ⟩, ⟨φ|, ⟨φ|ψ⟩</w:t>
             </w:r>
           </w:p>
         </w:tc>
         <w:tc>
           <w:tcPr>
-            <w:tcW w:type="dxa" w:w="1958"/>
-            <w:shd w:fill="1F4E78"/>
-            <w:vAlign w:val="center"/>
-            <w:tcMar>
-              <w:top w:w="100" w:type="dxa"/>
-              <w:start w:w="100" w:type="dxa"/>
-              <w:bottom w:w="100" w:type="dxa"/>
-              <w:end w:w="100" w:type="dxa"/>
-            </w:tcMar>
-          </w:tcPr>
-          <w:p>
-            <w:r>
-              <w:rPr>
-                <w:b/>
-                <w:color w:val="FFFFFF"/>
-              </w:rPr>
-            </w:r>
-          </w:p>
-        </w:tc>
-        <w:tc>
-          <w:tcPr>
-            <w:tcW w:type="dxa" w:w="1958"/>
-            <w:shd w:fill="1F4E78"/>
-            <w:vAlign w:val="center"/>
-            <w:tcMar>
-              <w:top w:w="100" w:type="dxa"/>
-              <w:start w:w="100" w:type="dxa"/>
-              <w:bottom w:w="100" w:type="dxa"/>
-              <w:end w:w="100" w:type="dxa"/>
-            </w:tcMar>
-          </w:tcPr>
-          <w:p>
-            <w:r>
-              <w:rPr>
-                <w:b/>
-                <w:color w:val="FFFFFF"/>
-              </w:rPr>
-            </w:r>
-          </w:p>
-        </w:tc>
-      </w:tr>
-      <w:tr>
-        <w:tc>
-          <w:tcPr>
-            <w:tcW w:type="dxa" w:w="1958"/>
-            <w:vAlign w:val="center"/>
-            <w:tcMar>
-              <w:top w:w="100" w:type="dxa"/>
-              <w:start w:w="100" w:type="dxa"/>
-              <w:bottom w:w="100" w:type="dxa"/>
-              <w:end w:w="100" w:type="dxa"/>
-            </w:tcMar>
-          </w:tcPr>
-          <w:p/>
-        </w:tc>
-        <w:tc>
-          <w:tcPr>
-            <w:tcW w:type="dxa" w:w="1958"/>
-            <w:vAlign w:val="center"/>
-            <w:tcMar>
-              <w:top w:w="100" w:type="dxa"/>
-              <w:start w:w="100" w:type="dxa"/>
-              <w:bottom w:w="100" w:type="dxa"/>
-              <w:end w:w="100" w:type="dxa"/>
-            </w:tcMar>
-          </w:tcPr>
-          <w:p>
-            <w:r>
-              <w:t>ψ⟩, ⟨φ</w:t>
-            </w:r>
-          </w:p>
-        </w:tc>
-        <w:tc>
-          <w:tcPr>
-            <w:tcW w:type="dxa" w:w="1958"/>
-            <w:vAlign w:val="center"/>
-            <w:tcMar>
-              <w:top w:w="100" w:type="dxa"/>
-              <w:start w:w="100" w:type="dxa"/>
-              <w:bottom w:w="100" w:type="dxa"/>
-              <w:end w:w="100" w:type="dxa"/>
-            </w:tcMar>
-          </w:tcPr>
-          <w:p>
-            <w:r>
-              <w:t>, ⟨φ</w:t>
-            </w:r>
-          </w:p>
-        </w:tc>
-        <w:tc>
-          <w:tcPr>
-            <w:tcW w:type="dxa" w:w="1958"/>
-            <w:vAlign w:val="center"/>
-            <w:tcMar>
-              <w:top w:w="100" w:type="dxa"/>
-              <w:start w:w="100" w:type="dxa"/>
-              <w:bottom w:w="100" w:type="dxa"/>
-              <w:end w:w="100" w:type="dxa"/>
-            </w:tcMar>
-          </w:tcPr>
-          <w:p>
-            <w:r>
-              <w:t>ψ⟩</w:t>
-            </w:r>
-          </w:p>
-        </w:tc>
-        <w:tc>
-          <w:tcPr>
-            <w:tcW w:type="dxa" w:w="1958"/>
+            <w:tcW w:type="dxa" w:w="6528"/>
             <w:vAlign w:val="center"/>
             <w:tcMar>
               <w:top w:w="100" w:type="dxa"/>
@@ -850,7 +653,7 @@
       <w:tr>
         <w:tc>
           <w:tcPr>
-            <w:tcW w:type="dxa" w:w="1958"/>
+            <w:tcW w:type="dxa" w:w="3264"/>
             <w:vAlign w:val="center"/>
             <w:shd w:fill="EAF2F8"/>
             <w:tcMar>
@@ -862,49 +665,13 @@
           </w:tcPr>
           <w:p>
             <w:r>
-              <w:t>P=|⟨φ</w:t>
+              <w:t>P=|⟨φ|ψ⟩|²</w:t>
             </w:r>
           </w:p>
         </w:tc>
         <w:tc>
           <w:tcPr>
-            <w:tcW w:type="dxa" w:w="1958"/>
-            <w:vAlign w:val="center"/>
-            <w:shd w:fill="EAF2F8"/>
-            <w:tcMar>
-              <w:top w:w="100" w:type="dxa"/>
-              <w:start w:w="100" w:type="dxa"/>
-              <w:bottom w:w="100" w:type="dxa"/>
-              <w:end w:w="100" w:type="dxa"/>
-            </w:tcMar>
-          </w:tcPr>
-          <w:p>
-            <w:r>
-              <w:t>ψ⟩</w:t>
-            </w:r>
-          </w:p>
-        </w:tc>
-        <w:tc>
-          <w:tcPr>
-            <w:tcW w:type="dxa" w:w="1958"/>
-            <w:vAlign w:val="center"/>
-            <w:shd w:fill="EAF2F8"/>
-            <w:tcMar>
-              <w:top w:w="100" w:type="dxa"/>
-              <w:start w:w="100" w:type="dxa"/>
-              <w:bottom w:w="100" w:type="dxa"/>
-              <w:end w:w="100" w:type="dxa"/>
-            </w:tcMar>
-          </w:tcPr>
-          <w:p>
-            <w:r>
-              <w:t>²</w:t>
-            </w:r>
-          </w:p>
-        </w:tc>
-        <w:tc>
-          <w:tcPr>
-            <w:tcW w:type="dxa" w:w="1958"/>
+            <w:tcW w:type="dxa" w:w="6528"/>
             <w:vAlign w:val="center"/>
             <w:shd w:fill="EAF2F8"/>
             <w:tcMar>
@@ -920,25 +687,11 @@
             </w:r>
           </w:p>
         </w:tc>
-        <w:tc>
-          <w:tcPr>
-            <w:tcW w:type="dxa" w:w="1958"/>
-            <w:vAlign w:val="center"/>
-            <w:shd w:fill="EAF2F8"/>
-            <w:tcMar>
-              <w:top w:w="100" w:type="dxa"/>
-              <w:start w:w="100" w:type="dxa"/>
-              <w:bottom w:w="100" w:type="dxa"/>
-              <w:end w:w="100" w:type="dxa"/>
-            </w:tcMar>
-          </w:tcPr>
-          <w:p/>
-        </w:tc>
       </w:tr>
       <w:tr>
         <w:tc>
           <w:tcPr>
-            <w:tcW w:type="dxa" w:w="1958"/>
+            <w:tcW w:type="dxa" w:w="3264"/>
             <w:vAlign w:val="center"/>
             <w:tcMar>
               <w:top w:w="100" w:type="dxa"/>
@@ -949,47 +702,13 @@
           </w:tcPr>
           <w:p>
             <w:r>
-              <w:t>S-matrix ⟨f</w:t>
+              <w:t>S-matrix ⟨f|S|i⟩</w:t>
             </w:r>
           </w:p>
         </w:tc>
         <w:tc>
           <w:tcPr>
-            <w:tcW w:type="dxa" w:w="1958"/>
-            <w:vAlign w:val="center"/>
-            <w:tcMar>
-              <w:top w:w="100" w:type="dxa"/>
-              <w:start w:w="100" w:type="dxa"/>
-              <w:bottom w:w="100" w:type="dxa"/>
-              <w:end w:w="100" w:type="dxa"/>
-            </w:tcMar>
-          </w:tcPr>
-          <w:p>
-            <w:r>
-              <w:t>S</w:t>
-            </w:r>
-          </w:p>
-        </w:tc>
-        <w:tc>
-          <w:tcPr>
-            <w:tcW w:type="dxa" w:w="1958"/>
-            <w:vAlign w:val="center"/>
-            <w:tcMar>
-              <w:top w:w="100" w:type="dxa"/>
-              <w:start w:w="100" w:type="dxa"/>
-              <w:bottom w:w="100" w:type="dxa"/>
-              <w:end w:w="100" w:type="dxa"/>
-            </w:tcMar>
-          </w:tcPr>
-          <w:p>
-            <w:r>
-              <w:t>i⟩</w:t>
-            </w:r>
-          </w:p>
-        </w:tc>
-        <w:tc>
-          <w:tcPr>
-            <w:tcW w:type="dxa" w:w="1958"/>
+            <w:tcW w:type="dxa" w:w="6528"/>
             <w:vAlign w:val="center"/>
             <w:tcMar>
               <w:top w:w="100" w:type="dxa"/>
@@ -1003,19 +722,6 @@
               <w:t>Prologue 8; Lesson 50</w:t>
             </w:r>
           </w:p>
-        </w:tc>
-        <w:tc>
-          <w:tcPr>
-            <w:tcW w:type="dxa" w:w="1958"/>
-            <w:vAlign w:val="center"/>
-            <w:tcMar>
-              <w:top w:w="100" w:type="dxa"/>
-              <w:start w:w="100" w:type="dxa"/>
-              <w:bottom w:w="100" w:type="dxa"/>
-              <w:end w:w="100" w:type="dxa"/>
-            </w:tcMar>
-          </w:tcPr>
-          <w:p/>
         </w:tc>
       </w:tr>
     </w:tbl>
@@ -1105,15 +811,13 @@
         <w:tblLook w:firstColumn="1" w:firstRow="1" w:lastColumn="0" w:lastRow="0" w:noHBand="0" w:noVBand="1" w:val="04A0"/>
       </w:tblPr>
       <w:tblGrid>
-        <w:gridCol w:w="2448"/>
-        <w:gridCol w:w="2448"/>
-        <w:gridCol w:w="2448"/>
-        <w:gridCol w:w="2448"/>
+        <w:gridCol w:w="720"/>
+        <w:gridCol w:w="9072"/>
       </w:tblGrid>
       <w:tr>
         <w:tc>
           <w:tcPr>
-            <w:tcW w:type="dxa" w:w="2448"/>
+            <w:tcW w:type="dxa" w:w="720"/>
             <w:shd w:fill="1F4E78"/>
             <w:vAlign w:val="center"/>
             <w:tcMar>
@@ -1135,7 +839,7 @@
         </w:tc>
         <w:tc>
           <w:tcPr>
-            <w:tcW w:type="dxa" w:w="2448"/>
+            <w:tcW w:type="dxa" w:w="9072"/>
             <w:shd w:fill="1F4E78"/>
             <w:vAlign w:val="center"/>
             <w:tcMar>
@@ -1155,53 +859,11 @@
             </w:r>
           </w:p>
         </w:tc>
-        <w:tc>
-          <w:tcPr>
-            <w:tcW w:type="dxa" w:w="2448"/>
-            <w:shd w:fill="1F4E78"/>
-            <w:vAlign w:val="center"/>
-            <w:tcMar>
-              <w:top w:w="100" w:type="dxa"/>
-              <w:start w:w="100" w:type="dxa"/>
-              <w:bottom w:w="100" w:type="dxa"/>
-              <w:end w:w="100" w:type="dxa"/>
-            </w:tcMar>
-          </w:tcPr>
-          <w:p>
-            <w:r>
-              <w:rPr>
-                <w:b/>
-                <w:color w:val="FFFFFF"/>
-              </w:rPr>
-            </w:r>
-          </w:p>
-        </w:tc>
-        <w:tc>
-          <w:tcPr>
-            <w:tcW w:type="dxa" w:w="2448"/>
-            <w:shd w:fill="1F4E78"/>
-            <w:vAlign w:val="center"/>
-            <w:tcMar>
-              <w:top w:w="100" w:type="dxa"/>
-              <w:start w:w="100" w:type="dxa"/>
-              <w:bottom w:w="100" w:type="dxa"/>
-              <w:end w:w="100" w:type="dxa"/>
-            </w:tcMar>
-          </w:tcPr>
-          <w:p>
-            <w:r>
-              <w:rPr>
-                <w:b/>
-                <w:color w:val="FFFFFF"/>
-              </w:rPr>
-            </w:r>
-          </w:p>
-        </w:tc>
       </w:tr>
       <w:tr>
         <w:tc>
           <w:tcPr>
-            <w:tcW w:type="dxa" w:w="2448"/>
+            <w:tcW w:type="dxa" w:w="720"/>
             <w:vAlign w:val="center"/>
             <w:tcMar>
               <w:top w:w="100" w:type="dxa"/>
@@ -1218,7 +880,7 @@
         </w:tc>
         <w:tc>
           <w:tcPr>
-            <w:tcW w:type="dxa" w:w="2448"/>
+            <w:tcW w:type="dxa" w:w="9072"/>
             <w:vAlign w:val="center"/>
             <w:tcMar>
               <w:top w:w="100" w:type="dxa"/>
@@ -1233,37 +895,11 @@
             </w:r>
           </w:p>
         </w:tc>
-        <w:tc>
-          <w:tcPr>
-            <w:tcW w:type="dxa" w:w="2448"/>
-            <w:vAlign w:val="center"/>
-            <w:tcMar>
-              <w:top w:w="100" w:type="dxa"/>
-              <w:start w:w="100" w:type="dxa"/>
-              <w:bottom w:w="100" w:type="dxa"/>
-              <w:end w:w="100" w:type="dxa"/>
-            </w:tcMar>
-          </w:tcPr>
-          <w:p/>
-        </w:tc>
-        <w:tc>
-          <w:tcPr>
-            <w:tcW w:type="dxa" w:w="2448"/>
-            <w:vAlign w:val="center"/>
-            <w:tcMar>
-              <w:top w:w="100" w:type="dxa"/>
-              <w:start w:w="100" w:type="dxa"/>
-              <w:bottom w:w="100" w:type="dxa"/>
-              <w:end w:w="100" w:type="dxa"/>
-            </w:tcMar>
-          </w:tcPr>
-          <w:p/>
-        </w:tc>
       </w:tr>
       <w:tr>
         <w:tc>
           <w:tcPr>
-            <w:tcW w:type="dxa" w:w="2448"/>
+            <w:tcW w:type="dxa" w:w="720"/>
             <w:vAlign w:val="center"/>
             <w:shd w:fill="EAF2F8"/>
             <w:tcMar>
@@ -1281,7 +917,7 @@
         </w:tc>
         <w:tc>
           <w:tcPr>
-            <w:tcW w:type="dxa" w:w="2448"/>
+            <w:tcW w:type="dxa" w:w="9072"/>
             <w:vAlign w:val="center"/>
             <w:shd w:fill="EAF2F8"/>
             <w:tcMar>
@@ -1297,39 +933,11 @@
             </w:r>
           </w:p>
         </w:tc>
-        <w:tc>
-          <w:tcPr>
-            <w:tcW w:type="dxa" w:w="2448"/>
-            <w:vAlign w:val="center"/>
-            <w:shd w:fill="EAF2F8"/>
-            <w:tcMar>
-              <w:top w:w="100" w:type="dxa"/>
-              <w:start w:w="100" w:type="dxa"/>
-              <w:bottom w:w="100" w:type="dxa"/>
-              <w:end w:w="100" w:type="dxa"/>
-            </w:tcMar>
-          </w:tcPr>
-          <w:p/>
-        </w:tc>
-        <w:tc>
-          <w:tcPr>
-            <w:tcW w:type="dxa" w:w="2448"/>
-            <w:vAlign w:val="center"/>
-            <w:shd w:fill="EAF2F8"/>
-            <w:tcMar>
-              <w:top w:w="100" w:type="dxa"/>
-              <w:start w:w="100" w:type="dxa"/>
-              <w:bottom w:w="100" w:type="dxa"/>
-              <w:end w:w="100" w:type="dxa"/>
-            </w:tcMar>
-          </w:tcPr>
-          <w:p/>
-        </w:tc>
       </w:tr>
       <w:tr>
         <w:tc>
           <w:tcPr>
-            <w:tcW w:type="dxa" w:w="2448"/>
+            <w:tcW w:type="dxa" w:w="720"/>
             <w:vAlign w:val="center"/>
             <w:tcMar>
               <w:top w:w="100" w:type="dxa"/>
@@ -1346,7 +954,7 @@
         </w:tc>
         <w:tc>
           <w:tcPr>
-            <w:tcW w:type="dxa" w:w="2448"/>
+            <w:tcW w:type="dxa" w:w="9072"/>
             <w:vAlign w:val="center"/>
             <w:tcMar>
               <w:top w:w="100" w:type="dxa"/>
@@ -1357,45 +965,15 @@
           </w:tcPr>
           <w:p>
             <w:r>
-              <w:t>If ⟨φ</w:t>
+              <w:t>If ⟨φ|ψ⟩=i/2, what is P?</w:t>
             </w:r>
           </w:p>
-        </w:tc>
-        <w:tc>
-          <w:tcPr>
-            <w:tcW w:type="dxa" w:w="2448"/>
-            <w:vAlign w:val="center"/>
-            <w:tcMar>
-              <w:top w:w="100" w:type="dxa"/>
-              <w:start w:w="100" w:type="dxa"/>
-              <w:bottom w:w="100" w:type="dxa"/>
-              <w:end w:w="100" w:type="dxa"/>
-            </w:tcMar>
-          </w:tcPr>
-          <w:p>
-            <w:r>
-              <w:t>ψ⟩=i/2, what is P?</w:t>
-            </w:r>
-          </w:p>
-        </w:tc>
-        <w:tc>
-          <w:tcPr>
-            <w:tcW w:type="dxa" w:w="2448"/>
-            <w:vAlign w:val="center"/>
-            <w:tcMar>
-              <w:top w:w="100" w:type="dxa"/>
-              <w:start w:w="100" w:type="dxa"/>
-              <w:bottom w:w="100" w:type="dxa"/>
-              <w:end w:w="100" w:type="dxa"/>
-            </w:tcMar>
-          </w:tcPr>
-          <w:p/>
         </w:tc>
       </w:tr>
       <w:tr>
         <w:tc>
           <w:tcPr>
-            <w:tcW w:type="dxa" w:w="2448"/>
+            <w:tcW w:type="dxa" w:w="720"/>
             <w:vAlign w:val="center"/>
             <w:shd w:fill="EAF2F8"/>
             <w:tcMar>
@@ -1413,7 +991,7 @@
         </w:tc>
         <w:tc>
           <w:tcPr>
-            <w:tcW w:type="dxa" w:w="2448"/>
+            <w:tcW w:type="dxa" w:w="9072"/>
             <w:vAlign w:val="center"/>
             <w:shd w:fill="EAF2F8"/>
             <w:tcMar>
@@ -1425,47 +1003,15 @@
           </w:tcPr>
           <w:p>
             <w:r>
-              <w:t>Why is ⟨ψ</w:t>
+              <w:t>Why is ⟨ψ|ψ⟩=1 required?</w:t>
             </w:r>
           </w:p>
-        </w:tc>
-        <w:tc>
-          <w:tcPr>
-            <w:tcW w:type="dxa" w:w="2448"/>
-            <w:vAlign w:val="center"/>
-            <w:shd w:fill="EAF2F8"/>
-            <w:tcMar>
-              <w:top w:w="100" w:type="dxa"/>
-              <w:start w:w="100" w:type="dxa"/>
-              <w:bottom w:w="100" w:type="dxa"/>
-              <w:end w:w="100" w:type="dxa"/>
-            </w:tcMar>
-          </w:tcPr>
-          <w:p>
-            <w:r>
-              <w:t>ψ⟩=1 required?</w:t>
-            </w:r>
-          </w:p>
-        </w:tc>
-        <w:tc>
-          <w:tcPr>
-            <w:tcW w:type="dxa" w:w="2448"/>
-            <w:vAlign w:val="center"/>
-            <w:shd w:fill="EAF2F8"/>
-            <w:tcMar>
-              <w:top w:w="100" w:type="dxa"/>
-              <w:start w:w="100" w:type="dxa"/>
-              <w:bottom w:w="100" w:type="dxa"/>
-              <w:end w:w="100" w:type="dxa"/>
-            </w:tcMar>
-          </w:tcPr>
-          <w:p/>
         </w:tc>
       </w:tr>
       <w:tr>
         <w:tc>
           <w:tcPr>
-            <w:tcW w:type="dxa" w:w="2448"/>
+            <w:tcW w:type="dxa" w:w="720"/>
             <w:vAlign w:val="center"/>
             <w:tcMar>
               <w:top w:w="100" w:type="dxa"/>
@@ -1482,7 +1028,7 @@
         </w:tc>
         <w:tc>
           <w:tcPr>
-            <w:tcW w:type="dxa" w:w="2448"/>
+            <w:tcW w:type="dxa" w:w="9072"/>
             <w:vAlign w:val="center"/>
             <w:tcMar>
               <w:top w:w="100" w:type="dxa"/>
@@ -1493,45 +1039,15 @@
           </w:tcPr>
           <w:p>
             <w:r>
-              <w:t>Write</w:t>
+              <w:t>Write |ψ⟩ in a two-outcome basis.</w:t>
             </w:r>
           </w:p>
-        </w:tc>
-        <w:tc>
-          <w:tcPr>
-            <w:tcW w:type="dxa" w:w="2448"/>
-            <w:vAlign w:val="center"/>
-            <w:tcMar>
-              <w:top w:w="100" w:type="dxa"/>
-              <w:start w:w="100" w:type="dxa"/>
-              <w:bottom w:w="100" w:type="dxa"/>
-              <w:end w:w="100" w:type="dxa"/>
-            </w:tcMar>
-          </w:tcPr>
-          <w:p>
-            <w:r>
-              <w:t>ψ⟩ in a two-outcome basis.</w:t>
-            </w:r>
-          </w:p>
-        </w:tc>
-        <w:tc>
-          <w:tcPr>
-            <w:tcW w:type="dxa" w:w="2448"/>
-            <w:vAlign w:val="center"/>
-            <w:tcMar>
-              <w:top w:w="100" w:type="dxa"/>
-              <w:start w:w="100" w:type="dxa"/>
-              <w:bottom w:w="100" w:type="dxa"/>
-              <w:end w:w="100" w:type="dxa"/>
-            </w:tcMar>
-          </w:tcPr>
-          <w:p/>
         </w:tc>
       </w:tr>
       <w:tr>
         <w:tc>
           <w:tcPr>
-            <w:tcW w:type="dxa" w:w="2448"/>
+            <w:tcW w:type="dxa" w:w="720"/>
             <w:vAlign w:val="center"/>
             <w:shd w:fill="EAF2F8"/>
             <w:tcMar>
@@ -1549,7 +1065,7 @@
         </w:tc>
         <w:tc>
           <w:tcPr>
-            <w:tcW w:type="dxa" w:w="2448"/>
+            <w:tcW w:type="dxa" w:w="9072"/>
             <w:vAlign w:val="center"/>
             <w:shd w:fill="EAF2F8"/>
             <w:tcMar>
@@ -1561,43 +1077,7 @@
           </w:tcPr>
           <w:p>
             <w:r>
-              <w:t>Where will ⟨f</w:t>
-            </w:r>
-          </w:p>
-        </w:tc>
-        <w:tc>
-          <w:tcPr>
-            <w:tcW w:type="dxa" w:w="2448"/>
-            <w:vAlign w:val="center"/>
-            <w:shd w:fill="EAF2F8"/>
-            <w:tcMar>
-              <w:top w:w="100" w:type="dxa"/>
-              <w:start w:w="100" w:type="dxa"/>
-              <w:bottom w:w="100" w:type="dxa"/>
-              <w:end w:w="100" w:type="dxa"/>
-            </w:tcMar>
-          </w:tcPr>
-          <w:p>
-            <w:r>
-              <w:t>S</w:t>
-            </w:r>
-          </w:p>
-        </w:tc>
-        <w:tc>
-          <w:tcPr>
-            <w:tcW w:type="dxa" w:w="2448"/>
-            <w:vAlign w:val="center"/>
-            <w:shd w:fill="EAF2F8"/>
-            <w:tcMar>
-              <w:top w:w="100" w:type="dxa"/>
-              <w:start w:w="100" w:type="dxa"/>
-              <w:bottom w:w="100" w:type="dxa"/>
-              <w:end w:w="100" w:type="dxa"/>
-            </w:tcMar>
-          </w:tcPr>
-          <w:p>
-            <w:r>
-              <w:t>i⟩ appear?</w:t>
+              <w:t>Where will ⟨f|S|i⟩ appear?</w:t>
             </w:r>
           </w:p>
         </w:tc>
@@ -1605,7 +1085,7 @@
       <w:tr>
         <w:tc>
           <w:tcPr>
-            <w:tcW w:type="dxa" w:w="2448"/>
+            <w:tcW w:type="dxa" w:w="720"/>
             <w:vAlign w:val="center"/>
             <w:tcMar>
               <w:top w:w="100" w:type="dxa"/>
@@ -1622,7 +1102,7 @@
         </w:tc>
         <w:tc>
           <w:tcPr>
-            <w:tcW w:type="dxa" w:w="2448"/>
+            <w:tcW w:type="dxa" w:w="9072"/>
             <w:vAlign w:val="center"/>
             <w:tcMar>
               <w:top w:w="100" w:type="dxa"/>
@@ -1633,45 +1113,15 @@
           </w:tcPr>
           <w:p>
             <w:r>
-              <w:t>Is</w:t>
+              <w:t>Is |ψ⟩ a list of clicks?</w:t>
             </w:r>
           </w:p>
-        </w:tc>
-        <w:tc>
-          <w:tcPr>
-            <w:tcW w:type="dxa" w:w="2448"/>
-            <w:vAlign w:val="center"/>
-            <w:tcMar>
-              <w:top w:w="100" w:type="dxa"/>
-              <w:start w:w="100" w:type="dxa"/>
-              <w:bottom w:w="100" w:type="dxa"/>
-              <w:end w:w="100" w:type="dxa"/>
-            </w:tcMar>
-          </w:tcPr>
-          <w:p>
-            <w:r>
-              <w:t>ψ⟩ a list of clicks?</w:t>
-            </w:r>
-          </w:p>
-        </w:tc>
-        <w:tc>
-          <w:tcPr>
-            <w:tcW w:type="dxa" w:w="2448"/>
-            <w:vAlign w:val="center"/>
-            <w:tcMar>
-              <w:top w:w="100" w:type="dxa"/>
-              <w:start w:w="100" w:type="dxa"/>
-              <w:bottom w:w="100" w:type="dxa"/>
-              <w:end w:w="100" w:type="dxa"/>
-            </w:tcMar>
-          </w:tcPr>
-          <w:p/>
         </w:tc>
       </w:tr>
       <w:tr>
         <w:tc>
           <w:tcPr>
-            <w:tcW w:type="dxa" w:w="2448"/>
+            <w:tcW w:type="dxa" w:w="720"/>
             <w:vAlign w:val="center"/>
             <w:shd w:fill="EAF2F8"/>
             <w:tcMar>
@@ -1689,7 +1139,7 @@
         </w:tc>
         <w:tc>
           <w:tcPr>
-            <w:tcW w:type="dxa" w:w="2448"/>
+            <w:tcW w:type="dxa" w:w="9072"/>
             <w:vAlign w:val="center"/>
             <w:shd w:fill="EAF2F8"/>
             <w:tcMar>
@@ -1701,43 +1151,7 @@
           </w:tcPr>
           <w:p>
             <w:r>
-              <w:t>Challenge: why ⟨φ</w:t>
-            </w:r>
-          </w:p>
-        </w:tc>
-        <w:tc>
-          <w:tcPr>
-            <w:tcW w:type="dxa" w:w="2448"/>
-            <w:vAlign w:val="center"/>
-            <w:shd w:fill="EAF2F8"/>
-            <w:tcMar>
-              <w:top w:w="100" w:type="dxa"/>
-              <w:start w:w="100" w:type="dxa"/>
-              <w:bottom w:w="100" w:type="dxa"/>
-              <w:end w:w="100" w:type="dxa"/>
-            </w:tcMar>
-          </w:tcPr>
-          <w:p>
-            <w:r>
-              <w:t>ψ⟩* = ⟨ψ</w:t>
-            </w:r>
-          </w:p>
-        </w:tc>
-        <w:tc>
-          <w:tcPr>
-            <w:tcW w:type="dxa" w:w="2448"/>
-            <w:vAlign w:val="center"/>
-            <w:shd w:fill="EAF2F8"/>
-            <w:tcMar>
-              <w:top w:w="100" w:type="dxa"/>
-              <w:start w:w="100" w:type="dxa"/>
-              <w:bottom w:w="100" w:type="dxa"/>
-              <w:end w:w="100" w:type="dxa"/>
-            </w:tcMar>
-          </w:tcPr>
-          <w:p>
-            <w:r>
-              <w:t>φ⟩, in Prologue 1's arrow language.</w:t>
+              <w:t>Challenge: why ⟨φ|ψ⟩* = ⟨ψ|φ⟩, in Prologue 1's arrow language.</w:t>
             </w:r>
           </w:p>
         </w:tc>
